--- a/doc/SoftwareSpecification.docx
+++ b/doc/SoftwareSpecification.docx
@@ -3188,6 +3188,12 @@
                 <w:color w:val="000000"/>
               </w:rPr>
             </w:pPr>
+            <w:r>
+              <w:rPr>
+                <w:color w:val="000000"/>
+              </w:rPr>
+              <w:t>003</w:t>
+            </w:r>
           </w:p>
         </w:tc>
         <w:tc>
@@ -3220,6 +3226,12 @@
                 <w:color w:val="000000"/>
               </w:rPr>
             </w:pPr>
+            <w:r>
+              <w:rPr>
+                <w:color w:val="000000"/>
+              </w:rPr>
+              <w:t>3/7</w:t>
+            </w:r>
           </w:p>
         </w:tc>
         <w:tc>
@@ -3252,6 +3264,12 @@
                 <w:color w:val="000000"/>
               </w:rPr>
             </w:pPr>
+            <w:r>
+              <w:rPr>
+                <w:color w:val="000000"/>
+              </w:rPr>
+              <w:t>Revised Project Organization</w:t>
+            </w:r>
           </w:p>
         </w:tc>
       </w:tr>
@@ -6367,7 +6385,13 @@
     </w:p>
     <w:p>
       <w:r>
-        <w:t>The project team is required to successfully complete each sprint and all documentation to successfully complete the project.</w:t>
+        <w:t>The project team is required to successfully complete each sprint</w:t>
+      </w:r>
+      <w:r>
+        <w:t>, as well as all tasks within each sprint,</w:t>
+      </w:r>
+      <w:r>
+        <w:t xml:space="preserve"> and all documentation to successfully complete the project.</w:t>
       </w:r>
     </w:p>
     <w:p>
